--- a/slides/20261001_FD_Meikai_2_genai-workshop/work/docx/テーマ5_業務ツール.docx
+++ b/slides/20261001_FD_Meikai_2_genai-workshop/work/docx/テーマ5_業務ツール.docx
@@ -650,6 +650,18 @@
           <w:sz w:val="21"/>
         </w:rPr>
         <w:t>→ 大学のメールアドレスが表示されていれば、正しい状態です。</w:t>
+      </w:r>
+    </w:p>
+    <w:p>
+      <w:pPr>
+        <w:spacing w:after="80"/>
+      </w:pPr>
+      <w:r>
+        <w:rPr>
+          <w:rFonts w:ascii="Yu Gothic" w:hAnsi="Yu Gothic" w:eastAsia="Yu Gothic"/>
+          <w:sz w:val="21"/>
+        </w:rPr>
+        <w:t>→ 個人のGmailのアドレスが出ていたら、大学のアカウントに切り替えてください。</w:t>
       </w:r>
     </w:p>
     <w:p>
@@ -2518,6 +2530,18 @@
           <w:rFonts w:ascii="Yu Gothic" w:hAnsi="Yu Gothic" w:eastAsia="Yu Gothic"/>
           <w:sz w:val="21"/>
         </w:rPr>
+        <w:t>→ 「編集者」にすると、受け取った方が指示文を書き換えられます。配るときは「閲覧者」のままにしてください。</w:t>
+      </w:r>
+    </w:p>
+    <w:p>
+      <w:pPr>
+        <w:spacing w:after="80"/>
+      </w:pPr>
+      <w:r>
+        <w:rPr>
+          <w:rFonts w:ascii="Yu Gothic" w:hAnsi="Yu Gothic" w:eastAsia="Yu Gothic"/>
+          <w:sz w:val="21"/>
+        </w:rPr>
         <w:t>→ リンクがコピーされた、という表示が出れば成功です。</w:t>
       </w:r>
     </w:p>
@@ -2987,6 +3011,31 @@
       <w:r>
         <w:rPr>
           <w:rFonts w:ascii="Yu Gothic" w:hAnsi="Yu Gothic" w:eastAsia="Yu Gothic"/>
+          <w:b/>
+          <w:sz w:val="21"/>
+        </w:rPr>
+        <w:t>★ 作るのは下書きだけです。回答した学生に自動で返信する設定にはしません。学生への返信は、できた下書きを読んで直してから、ご自身で送ります。</w:t>
+      </w:r>
+    </w:p>
+    <w:p>
+      <w:pPr>
+        <w:spacing w:after="80"/>
+      </w:pPr>
+      <w:r>
+        <w:rPr>
+          <w:rFonts w:ascii="Yu Gothic" w:hAnsi="Yu Gothic" w:eastAsia="Yu Gothic"/>
+          <w:sz w:val="21"/>
+        </w:rPr>
+        <w:t>本番で学生からの回答に使うときは、回答に個人情報が含まれることを踏まえ、貴学に生成AIの利用方針があれば、そちらを優先してください。</w:t>
+      </w:r>
+    </w:p>
+    <w:p>
+      <w:pPr>
+        <w:spacing w:after="80"/>
+      </w:pPr>
+      <w:r>
+        <w:rPr>
+          <w:rFonts w:ascii="Yu Gothic" w:hAnsi="Yu Gothic" w:eastAsia="Yu Gothic"/>
           <w:sz w:val="21"/>
         </w:rPr>
         <w:t>① Gemini アプリを開き、画面の左側のメニューから〈Workspace Studio〉にあたる項目を探して押します。</w:t>
@@ -3191,6 +3240,43 @@
       <w:r>
         <w:rPr>
           <w:rFonts w:ascii="Yu Gothic" w:hAnsi="Yu Gothic" w:eastAsia="Yu Gothic"/>
+          <w:b/>
+          <w:sz w:val="21"/>
+        </w:rPr>
+        <w:t>★ テストの前に、必ずお読みください</w:t>
+      </w:r>
+    </w:p>
+    <w:p>
+      <w:pPr>
+        <w:spacing w:after="80"/>
+      </w:pPr>
+      <w:r>
+        <w:rPr>
+          <w:rFonts w:ascii="Yu Gothic" w:hAnsi="Yu Gothic" w:eastAsia="Yu Gothic"/>
+          <w:sz w:val="21"/>
+        </w:rPr>
+        <w:t>テスト実行は、練習ではありません。本当に動きます。メールを送る設定ならメールが実際に送られ、予定を作る設定なら予定が実際に作られます。取り消しはできません。</w:t>
+      </w:r>
+    </w:p>
+    <w:p>
+      <w:pPr>
+        <w:spacing w:after="80"/>
+      </w:pPr>
+      <w:r>
+        <w:rPr>
+          <w:rFonts w:ascii="Yu Gothic" w:hAnsi="Yu Gothic" w:eastAsia="Yu Gothic"/>
+          <w:sz w:val="21"/>
+        </w:rPr>
+        <w:t>テストの前に、③で組んだ出力が「メールの下書き」になっていて、「メールを送信」になっていないことを確かめてください。宛先を入れる欄がある場合は、ご自身のメールアドレスにしてください。回答した学生のアドレスを宛先に入れると、AIの書いた文章が、人の目を通らずに学生へ届くおそれがあります。</w:t>
+      </w:r>
+    </w:p>
+    <w:p>
+      <w:pPr>
+        <w:spacing w:after="80"/>
+      </w:pPr>
+      <w:r>
+        <w:rPr>
+          <w:rFonts w:ascii="Yu Gothic" w:hAnsi="Yu Gothic" w:eastAsia="Yu Gothic"/>
           <w:sz w:val="21"/>
         </w:rPr>
         <w:t>⑤ ［テスト］または［実行］にあたるボタンを押して、動きを確かめます。</w:t>
@@ -3217,7 +3303,19 @@
           <w:rFonts w:ascii="Yu Gothic" w:hAnsi="Yu Gothic" w:eastAsia="Yu Gothic"/>
           <w:sz w:val="21"/>
         </w:rPr>
-        <w:t>→ フォームがまだ無い方は、Google フォームで「氏名・所属・参加希望日・質問」の4項目だけのフォームを先に作ってください（実在の学生の回答は使わないでください）。</w:t>
+        <w:t>→ フォームがまだ無い方は、Google フォームで「氏名・所属・参加希望日・質問」の4項目だけのフォームを先に作ってください（実在の学生の回答は使わないでください）。練習の回答は、ご自身で架空の氏名と内容を入れて送ります。</w:t>
+      </w:r>
+    </w:p>
+    <w:p>
+      <w:pPr>
+        <w:spacing w:after="80"/>
+      </w:pPr>
+      <w:r>
+        <w:rPr>
+          <w:rFonts w:ascii="Yu Gothic" w:hAnsi="Yu Gothic" w:eastAsia="Yu Gothic"/>
+          <w:sz w:val="21"/>
+        </w:rPr>
+        <w:t>→ うまくいったら、〈オンにする〉にあたるボタンを押します。ここから、回答があるたびに自動で動きます。止めたいときは、自動化の横にある〈その他〉（点が3つ縦に並んだ印）を押して、〈オフにする〉を押します。動いたかどうかは、〈アクティビティ〉にあたる項目で確かめます。</w:t>
       </w:r>
     </w:p>
     <w:p>
@@ -3601,6 +3699,120 @@
           </w:p>
         </w:tc>
       </w:tr>
+      <w:tr>
+        <w:tc>
+          <w:tcPr>
+            <w:tcW w:type="dxa" w:w="4819"/>
+          </w:tcPr>
+          <w:p>
+            <w:pPr>
+              <w:spacing w:before="40" w:after="40"/>
+            </w:pPr>
+            <w:r/>
+            <w:r>
+              <w:rPr>
+                <w:rFonts w:ascii="Yu Gothic" w:hAnsi="Yu Gothic" w:eastAsia="Yu Gothic"/>
+                <w:sz w:val="19"/>
+              </w:rPr>
+              <w:t>自動化が、学生や他の方にメールを送ってしまわないか心配になる</w:t>
+            </w:r>
+          </w:p>
+        </w:tc>
+        <w:tc>
+          <w:tcPr>
+            <w:tcW w:type="dxa" w:w="4819"/>
+          </w:tcPr>
+          <w:p>
+            <w:pPr>
+              <w:spacing w:before="40" w:after="40"/>
+            </w:pPr>
+            <w:r/>
+            <w:r>
+              <w:rPr>
+                <w:rFonts w:ascii="Yu Gothic" w:hAnsi="Yu Gothic" w:eastAsia="Yu Gothic"/>
+                <w:sz w:val="19"/>
+              </w:rPr>
+              <w:t>出力が「メールの下書き」で、宛先がご自身のメールアドレスだけになっていれば、他の方には届きません。自動化を開いて、出力と宛先の欄を確かめてください</w:t>
+            </w:r>
+          </w:p>
+        </w:tc>
+      </w:tr>
+      <w:tr>
+        <w:tc>
+          <w:tcPr>
+            <w:tcW w:type="dxa" w:w="4819"/>
+          </w:tcPr>
+          <w:p>
+            <w:pPr>
+              <w:spacing w:before="40" w:after="40"/>
+            </w:pPr>
+            <w:r/>
+            <w:r>
+              <w:rPr>
+                <w:rFonts w:ascii="Yu Gothic" w:hAnsi="Yu Gothic" w:eastAsia="Yu Gothic"/>
+                <w:sz w:val="19"/>
+              </w:rPr>
+              <w:t>Gem の一覧に、作った Gem が出ない</w:t>
+            </w:r>
+          </w:p>
+        </w:tc>
+        <w:tc>
+          <w:tcPr>
+            <w:tcW w:type="dxa" w:w="4819"/>
+          </w:tcPr>
+          <w:p>
+            <w:pPr>
+              <w:spacing w:before="40" w:after="40"/>
+            </w:pPr>
+            <w:r/>
+            <w:r>
+              <w:rPr>
+                <w:rFonts w:ascii="Yu Gothic" w:hAnsi="Yu Gothic" w:eastAsia="Yu Gothic"/>
+                <w:sz w:val="19"/>
+              </w:rPr>
+              <w:t>［保存］を押していないことが多いです。もう一度作成画面に戻り、［保存］を押します。それでも出ないときは、ブラウザの画面を再読み込みします</w:t>
+            </w:r>
+          </w:p>
+        </w:tc>
+      </w:tr>
+      <w:tr>
+        <w:tc>
+          <w:tcPr>
+            <w:tcW w:type="dxa" w:w="4819"/>
+          </w:tcPr>
+          <w:p>
+            <w:pPr>
+              <w:spacing w:before="40" w:after="40"/>
+            </w:pPr>
+            <w:r/>
+            <w:r>
+              <w:rPr>
+                <w:rFonts w:ascii="Yu Gothic" w:hAnsi="Yu Gothic" w:eastAsia="Yu Gothic"/>
+                <w:sz w:val="19"/>
+              </w:rPr>
+              <w:t>ボタンや欄が、この紙と違う名前で出ている</w:t>
+            </w:r>
+          </w:p>
+        </w:tc>
+        <w:tc>
+          <w:tcPr>
+            <w:tcW w:type="dxa" w:w="4819"/>
+          </w:tcPr>
+          <w:p>
+            <w:pPr>
+              <w:spacing w:before="40" w:after="40"/>
+            </w:pPr>
+            <w:r/>
+            <w:r>
+              <w:rPr>
+                <w:rFonts w:ascii="Yu Gothic" w:hAnsi="Yu Gothic" w:eastAsia="Yu Gothic"/>
+                <w:sz w:val="19"/>
+              </w:rPr>
+              <w:t>名前が違っても、同じはたらきの場所です。近い名前のものを押してください</w:t>
+            </w:r>
+          </w:p>
+        </w:tc>
+      </w:tr>
     </w:tbl>
     <w:p>
       <w:pPr>
